--- a/eng/docx/48.content.docx
+++ b/eng/docx/48.content.docx
@@ -150,26 +150,6 @@
           <w:lang w:val="en_US" w:bidi="en_US"/>
         </w:rPr>
         <w:t>GAL</w:t>
-      </w:r>
-      <w:r>
-        <w:rPr>
-          <w:lang w:val="en_US" w:bidi="en_US"/>
-        </w:rPr>
-      </w:r>
-    </w:p>
-    <w:p>
-      <w:pPr/>
-      <w:r>
-        <w:rPr>
-          <w:lang w:val="en_US" w:bidi="en_US"/>
-        </w:rPr>
-      </w:r>
-      <w:r>
-        <w:rPr>
-          <w:i/>
-          <w:lang w:val="en_US" w:bidi="en_US"/>
-        </w:rPr>
-        <w:t>Galatians</w:t>
       </w:r>
       <w:r>
         <w:rPr>

--- a/eng/docx/48.content.docx
+++ b/eng/docx/48.content.docx
@@ -19,7 +19,7 @@
         <w:rPr>
           <w:lang w:val="en_US" w:bidi="en_US"/>
         </w:rPr>
-        <w:t>Resource: Study Notes - Book Intro Summaries (Tyndale)</w:t>
+        <w:t>Resource: Tyndale Open Study Notes</w:t>
       </w:r>
       <w:r>
         <w:rPr>
@@ -112,7 +112,7 @@
         <w:rPr>
           <w:lang w:val="en_US" w:bidi="en_US"/>
         </w:rPr>
-        <w:t>Study Notes - Book Intro Summaries (Tyndale)</w:t>
+        <w:t>Tyndale Open Study Notes</w:t>
       </w:r>
     </w:p>
     <w:p>

--- a/eng/docx/48.content.docx
+++ b/eng/docx/48.content.docx
@@ -221,20 +221,6 @@
       </w:r>
     </w:p>
     <w:p>
-      <w:pPr/>
-      <w:r>
-        <w:rPr>
-          <w:lang w:val="en_US" w:bidi="en_US"/>
-        </w:rPr>
-      </w:r>
-      <w:r>
-        <w:rPr>
-          <w:lang w:val="en_US" w:bidi="en_US"/>
-        </w:rPr>
-        <w:t>Paul’s Letter to the Galatians</w:t>
-      </w:r>
-    </w:p>
-    <w:p>
       <w:pPr>
         <w:pStyle w:val="Heading3"/>
       </w:pPr>
@@ -256,7 +242,7 @@
         <w:rPr>
           <w:lang w:val="en_US" w:bidi="en_US"/>
         </w:rPr>
-        <w:t>To persuade the gentile (or non-Jewish) Christians in Galatia that it is unnecessary to be circumcised or adopt other practices from Jewish law to be part of God’s people. Paul was opposed by certain Jewish Christians who argued that circumcision was necessary for non-Jewish Christians</w:t>
+        <w:t>To persuade the Gentile (non-Jewish) Christians in Galatia that it is unnecessary to be circumcised or adopt other practices from Jewish law to be part of God’s people. Paul was opposed by certain Jewish Christians who argued that circumcision was necessary for Gentiles</w:t>
       </w:r>
     </w:p>
     <w:p>

--- a/eng/docx/48.content.docx
+++ b/eng/docx/48.content.docx
@@ -19,7 +19,7 @@
         <w:rPr>
           <w:lang w:val="en_US" w:bidi="en_US"/>
         </w:rPr>
-        <w:t>Resource: Tyndale Open Study Notes</w:t>
+        <w:t>Resource: Aquifer Open Study Notes (Book Intro Summaries)</w:t>
       </w:r>
       <w:r>
         <w:rPr>
@@ -112,7 +112,7 @@
         <w:rPr>
           <w:lang w:val="en_US" w:bidi="en_US"/>
         </w:rPr>
-        <w:t>Tyndale Open Study Notes</w:t>
+        <w:t>Aquifer Open Study Notes (Book Intro Summaries)</w:t>
       </w:r>
     </w:p>
     <w:p>
